--- a/templates/ДПБ_промысловые_трубопроводы/DPB_template_promyslovye_truboprovody.docx
+++ b/templates/ДПБ_промысловые_трубопроводы/DPB_template_promyslovye_truboprovody.docx
@@ -743,7 +743,6 @@
           <w:pgSz w:w="12240" w:h="15840"/>
           <w:pgMar w:top="1440" w:right="1800" w:bottom="1440" w:left="1800" w:header="720" w:footer="720" w:gutter="0"/>
           <w:cols w:space="720"/>
-          <w:titlePg/>
           <w:docGrid w:linePitch="360"/>
         </w:sectPr>
       </w:pPr>
@@ -3927,11 +3926,9 @@
           <w:lang w:val="ru-RU"/>
         </w:rPr>
         <w:sectPr>
-          <w:footerReference w:type="first" r:id="rId10"/>
           <w:pgSz w:w="12240" w:h="15840"/>
           <w:pgMar w:top="1440" w:right="758" w:bottom="1440" w:left="1800" w:header="720" w:footer="720" w:gutter="0"/>
           <w:cols w:space="720"/>
-          <w:titlePg/>
           <w:docGrid w:linePitch="360"/>
         </w:sectPr>
       </w:pPr>
@@ -7782,6 +7779,17 @@
     </w:p>
     <w:p>
       <w:pPr>
+        <w:sectPr>
+          <w:type w:val="nextPage"/>
+          <w:pgSz w:w="12240" w:h="15840"/>
+          <w:pgMar w:top="1440" w:right="900" w:bottom="1440" w:left="1800" w:header="720" w:footer="720" w:gutter="0"/>
+          <w:cols w:space="720"/>
+          <w:docGrid w:linePitch="360"/>
+        </w:sectPr>
+      </w:pPr>
+    </w:p>
+    <w:p>
+      <w:pPr>
         <w:spacing w:after="0" w:line="360" w:lineRule="auto"/>
         <w:ind w:firstLine="680"/>
         <w:jc w:val="both"/>
@@ -7855,7 +7863,7 @@
         <w:rPr>
           <w:lang w:val="ru-RU"/>
         </w:rPr>
-        <w:t xml:space="preserve"> – Перечень основного технологического оборудования</w:t>
+        <w:t xml:space="preserve"> – Данные о распределении опасных веществ по оборудованию</w:t>
       </w:r>
     </w:p>
     <w:p>
@@ -7874,6 +7882,17 @@
         </w:rPr>
         <w:t>{{DISTRIBUTION_SECTION}}</w:t>
       </w:r>
+    </w:p>
+    <w:p>
+      <w:pPr>
+        <w:sectPr>
+          <w:type w:val="nextPage"/>
+          <w:pgSz w:w="15840" w:h="12240" w:orient="landscape"/>
+          <w:pgMar w:top="1440" w:right="720" w:bottom="1440" w:left="720" w:header="720" w:footer="720" w:gutter="0"/>
+          <w:cols w:space="720"/>
+          <w:docGrid w:linePitch="360"/>
+        </w:sectPr>
+      </w:pPr>
     </w:p>
     <w:p>
       <w:pPr>
@@ -23438,24 +23457,47 @@
       <w:p>
         <w:pPr>
           <w:pStyle w:val="a8"/>
-          <w:jc w:val="right"/>
+          <w:jc w:val="center"/>
         </w:pPr>
         <w:r>
+          <w:rPr>
+            <w:rFonts w:ascii="Times New Roman" w:hAnsi="Times New Roman" w:eastAsia="Times New Roman" w:cs="Times New Roman"/>
+            <w:sz w:val="22"/>
+            <w:szCs w:val="22"/>
+          </w:rPr>
           <w:fldChar w:fldCharType="begin"/>
         </w:r>
         <w:r>
+          <w:rPr>
+            <w:rFonts w:ascii="Times New Roman" w:hAnsi="Times New Roman" w:eastAsia="Times New Roman" w:cs="Times New Roman"/>
+            <w:sz w:val="22"/>
+            <w:szCs w:val="22"/>
+          </w:rPr>
           <w:instrText>PAGE   \* MERGEFORMAT</w:instrText>
         </w:r>
         <w:r>
+          <w:rPr>
+            <w:rFonts w:ascii="Times New Roman" w:hAnsi="Times New Roman" w:eastAsia="Times New Roman" w:cs="Times New Roman"/>
+            <w:sz w:val="22"/>
+            <w:szCs w:val="22"/>
+          </w:rPr>
           <w:fldChar w:fldCharType="separate"/>
         </w:r>
         <w:r>
           <w:rPr>
+            <w:rFonts w:ascii="Times New Roman" w:hAnsi="Times New Roman" w:eastAsia="Times New Roman" w:cs="Times New Roman"/>
             <w:lang w:val="ru-RU"/>
+            <w:sz w:val="22"/>
+            <w:szCs w:val="22"/>
           </w:rPr>
           <w:t>2</w:t>
         </w:r>
         <w:r>
+          <w:rPr>
+            <w:rFonts w:ascii="Times New Roman" w:hAnsi="Times New Roman" w:eastAsia="Times New Roman" w:cs="Times New Roman"/>
+            <w:sz w:val="22"/>
+            <w:szCs w:val="22"/>
+          </w:rPr>
           <w:fldChar w:fldCharType="end"/>
         </w:r>
       </w:p>

--- a/templates/ДПБ_промысловые_трубопроводы/DPB_template_promyslovye_truboprovody.docx
+++ b/templates/ДПБ_промысловые_трубопроводы/DPB_template_promyslovye_truboprovody.docx
@@ -316,14 +316,14 @@
         <w:rPr>
           <w:lang w:val="ru-RU"/>
         </w:rPr>
-        <w:t>расчетно</w:t>
+        <w:t>декларация промышленной безопасности</w:t>
       </w:r>
       <w:proofErr w:type="spellEnd"/>
       <w:r>
         <w:rPr>
           <w:lang w:val="ru-RU"/>
         </w:rPr>
-        <w:t>-пояснительная записка (для проектируемых объектов): {{</w:t>
+        <w:t xml:space="preserve"> (для проектируемых объектов): {{</w:t>
       </w:r>
       <w:r>
         <w:t>PROJECT</w:t>
